--- a/data/templates/report_standard.docx
+++ b/data/templates/report_standard.docx
@@ -19,6 +19,12 @@
       </w:r>
       <w:r>
         <w:t>{{study_id}}</w:t>
+      </w:r>
+      <w:r>
+        <w:t xml:space="preserve">    名称：</w:t>
+      </w:r>
+      <w:r>
+        <w:t>{{study_name}}</w:t>
       </w:r>
     </w:p>
     <w:p>
@@ -52,6 +58,107 @@
       </w:r>
     </w:p>
     <w:p>
+      <w:r>
+        <w:rPr>
+          <w:b/>
+        </w:rPr>
+        <w:t xml:space="preserve">展长 span = </w:t>
+      </w:r>
+      <w:r>
+        <w:t>{{param.span}}</w:t>
+      </w:r>
+      <w:r>
+        <w:t xml:space="preserve"> m    后掠角 = </w:t>
+      </w:r>
+      <w:r>
+        <w:t>{{param.sweep_deg}}</w:t>
+      </w:r>
+      <w:r>
+        <w:t xml:space="preserve"> deg</w:t>
+      </w:r>
+    </w:p>
+    <w:p>
+      <w:r>
+        <w:rPr>
+          <w:b/>
+        </w:rPr>
+        <w:t xml:space="preserve">根弦长 = </w:t>
+      </w:r>
+      <w:r>
+        <w:t>{{param.c_root}}</w:t>
+      </w:r>
+      <w:r>
+        <w:t xml:space="preserve"> m    尖弦长 = </w:t>
+      </w:r>
+      <w:r>
+        <w:t>{{param.c_tip}}</w:t>
+      </w:r>
+      <w:r>
+        <w:t xml:space="preserve"> m    肋数 = </w:t>
+      </w:r>
+      <w:r>
+        <w:t>{{param.n_ribs}}</w:t>
+      </w:r>
+      <w:r>
+        <w:t xml:space="preserve">    长桁数 = </w:t>
+      </w:r>
+      <w:r>
+        <w:t>{{param.n_stringers}}</w:t>
+      </w:r>
+    </w:p>
+    <w:p>
+      <w:r>
+        <w:rPr>
+          <w:b/>
+        </w:rPr>
+        <w:t xml:space="preserve">自然格：候选 </w:t>
+      </w:r>
+      <w:r>
+        <w:t>{{model.n_bays_total}}</w:t>
+      </w:r>
+      <w:r>
+        <w:t xml:space="preserve">，有效 </w:t>
+      </w:r>
+      <w:r>
+        <w:t>{{model.n_bays_valid}}</w:t>
+      </w:r>
+      <w:r>
+        <w:t xml:space="preserve">，不连续 </w:t>
+      </w:r>
+      <w:r>
+        <w:t>{{model.n_bays_invalid}}</w:t>
+      </w:r>
+    </w:p>
+    <w:p>
+      <w:r>
+        <w:rPr>
+          <w:b/>
+        </w:rPr>
+        <w:t xml:space="preserve">网格：节点 </w:t>
+      </w:r>
+      <w:r>
+        <w:t>{{model.n_nodes}}</w:t>
+      </w:r>
+      <w:r>
+        <w:t xml:space="preserve">，单元 </w:t>
+      </w:r>
+      <w:r>
+        <w:t>{{model.n_elems}}</w:t>
+      </w:r>
+      <w:r>
+        <w:t xml:space="preserve">    铺层数 </w:t>
+      </w:r>
+      <w:r>
+        <w:t>{{model.n_plies}}</w:t>
+      </w:r>
+      <w:r>
+        <w:t xml:space="preserve">，总厚 </w:t>
+      </w:r>
+      <w:r>
+        <w:t>{{model.total_thickness}}</w:t>
+      </w:r>
+    </w:p>
+    <w:p>
       <w:pPr>
         <w:pStyle w:val="Heading1"/>
       </w:pPr>
@@ -80,6 +187,12 @@
       <w:r>
         <w:t>{{check.safety_factor}}</w:t>
       </w:r>
+      <w:r>
+        <w:t xml:space="preserve">    MS 阈值：</w:t>
+      </w:r>
+      <w:r>
+        <w:t>{{check.ms_threshold}}</w:t>
+      </w:r>
     </w:p>
     <w:p>
       <w:r>
@@ -89,7 +202,7 @@
         <w:t>材料许用值：</w:t>
       </w:r>
       <w:r>
-        <w:t>{{allowables}}</w:t>
+        <w:t>{{check.allowables}}</w:t>
       </w:r>
     </w:p>
     <w:p>
@@ -169,6 +282,19 @@
     </w:p>
     <w:p>
       <w:pPr>
+        <w:pStyle w:val="Heading2"/>
+      </w:pPr>
+      <w:r>
+        <w:t>3.1  校核明细表（单元 × 铺层 × 准则）</w:t>
+      </w:r>
+    </w:p>
+    <w:p>
+      <w:r>
+        <w:t>{{detail_table}}</w:t>
+      </w:r>
+    </w:p>
+    <w:p>
+      <w:pPr>
         <w:pStyle w:val="Heading1"/>
       </w:pPr>
       <w:r>
@@ -217,6 +343,19 @@
     <w:p>
       <w:r>
         <w:t>{{conclusion}}</w:t>
+      </w:r>
+    </w:p>
+    <w:p>
+      <w:pPr>
+        <w:pStyle w:val="Heading1"/>
+      </w:pPr>
+      <w:r>
+        <w:t>附录  产物与指纹（可追溯性）</w:t>
+      </w:r>
+    </w:p>
+    <w:p>
+      <w:r>
+        <w:t>{{artifact_table}}</w:t>
       </w:r>
     </w:p>
     <w:p/>

--- a/data/templates/report_standard.docx
+++ b/data/templates/report_standard.docx
@@ -171,6 +171,32 @@
         <w:rPr>
           <w:b/>
         </w:rPr>
+        <w:t>分析类型：</w:t>
+      </w:r>
+      <w:r>
+        <w:t>{{analysis.label}}</w:t>
+      </w:r>
+      <w:r>
+        <w:rPr>
+          <w:b/>
+        </w:rPr>
+        <w:t>（</w:t>
+      </w:r>
+      <w:r>
+        <w:t>{{analysis.kind}}</w:t>
+      </w:r>
+      <w:r>
+        <w:t>）    说明：</w:t>
+      </w:r>
+      <w:r>
+        <w:t>{{analysis.detail}}</w:t>
+      </w:r>
+    </w:p>
+    <w:p>
+      <w:r>
+        <w:rPr>
+          <w:b/>
+        </w:rPr>
         <w:t>失效准则：</w:t>
       </w:r>
       <w:r>
@@ -334,6 +360,92 @@
     </w:p>
     <w:p>
       <w:pPr>
+        <w:pStyle w:val="Heading2"/>
+      </w:pPr>
+      <w:r>
+        <w:t>5.1  网格质量与结论适用边界</w:t>
+      </w:r>
+    </w:p>
+    <w:p>
+      <w:r>
+        <w:rPr>
+          <w:b/>
+        </w:rPr>
+        <w:t>质量门结论：</w:t>
+      </w:r>
+      <w:r>
+        <w:t>{{mesh_quality.summary}}</w:t>
+      </w:r>
+    </w:p>
+    <w:p>
+      <w:r>
+        <w:rPr>
+          <w:b/>
+        </w:rPr>
+        <w:t>判定阈值：</w:t>
+      </w:r>
+      <w:r>
+        <w:t>{{mesh_quality.criteria}}</w:t>
+      </w:r>
+    </w:p>
+    <w:p>
+      <w:r>
+        <w:rPr>
+          <w:b/>
+        </w:rPr>
+        <w:t>未达标自然格数：</w:t>
+      </w:r>
+      <w:r>
+        <w:t>{{mesh_quality.n_warn_bays}}</w:t>
+      </w:r>
+      <w:r>
+        <w:t xml:space="preserve">    已自动加密格数：</w:t>
+      </w:r>
+      <w:r>
+        <w:t>{{mesh_quality.n_refined_bays}}</w:t>
+      </w:r>
+    </w:p>
+    <w:p>
+      <w:r>
+        <w:rPr>
+          <w:b/>
+        </w:rPr>
+        <w:t xml:space="preserve">最坏指标：畸变度 </w:t>
+      </w:r>
+      <w:r>
+        <w:t>{{mesh_quality.worst_jacobian}}</w:t>
+      </w:r>
+      <w:r>
+        <w:t xml:space="preserve">，长宽比 </w:t>
+      </w:r>
+      <w:r>
+        <w:t>{{mesh_quality.max_aspect}}</w:t>
+      </w:r>
+      <w:r>
+        <w:t xml:space="preserve">，翘曲度 </w:t>
+      </w:r>
+      <w:r>
+        <w:t>{{mesh_quality.max_warp}}</w:t>
+      </w:r>
+    </w:p>
+    <w:p>
+      <w:r>
+        <w:rPr>
+          <w:b/>
+        </w:rPr>
+        <w:t>质量警告：</w:t>
+      </w:r>
+      <w:r>
+        <w:t>{{mesh_quality.warnings}}</w:t>
+      </w:r>
+    </w:p>
+    <w:p>
+      <w:r>
+        <w:t>{{mesh_quality_table}}</w:t>
+      </w:r>
+    </w:p>
+    <w:p>
+      <w:pPr>
         <w:pStyle w:val="Heading1"/>
       </w:pPr>
       <w:r>
@@ -365,6 +477,14 @@
           <w:i/>
         </w:rPr>
         <w:t>说明：本报告结论文字为 AI 辅助草稿（L1），须经人工审核签发（L2）；FI/MS 的计算与判定为确定性算法（L0），不含 AI 参与。</w:t>
+      </w:r>
+    </w:p>
+    <w:p>
+      <w:r>
+        <w:rPr>
+          <w:sz w:val="14"/>
+        </w:rPr>
+        <w:t>模板版本：v2</w:t>
       </w:r>
     </w:p>
     <w:sectPr>

--- a/data/templates/report_standard.docx
+++ b/data/templates/report_standard.docx
@@ -459,6 +459,109 @@
     </w:p>
     <w:p>
       <w:pPr>
+        <w:pStyle w:val="Heading2"/>
+      </w:pPr>
+      <w:r>
+        <w:t>6.1  L1 辅助解释与建议（AI 生成，人可否决）</w:t>
+      </w:r>
+    </w:p>
+    <w:p>
+      <w:r>
+        <w:rPr>
+          <w:i/>
+        </w:rPr>
+        <w:t>以下内容为 L1 辅助草稿（AI 生成），仅供参考，人可否决；强度合格判定以第 3 章的确定性 FI/MS 结果为准。</w:t>
+      </w:r>
+    </w:p>
+    <w:p>
+      <w:r>
+        <w:rPr>
+          <w:b/>
+        </w:rPr>
+        <w:t>解释来源：</w:t>
+      </w:r>
+      <w:r>
+        <w:t>{{adv.advisor_id}}</w:t>
+      </w:r>
+      <w:r>
+        <w:rPr>
+          <w:b/>
+        </w:rPr>
+        <w:t>（</w:t>
+      </w:r>
+      <w:r>
+        <w:t>{{adv.layer_label}}</w:t>
+      </w:r>
+      <w:r>
+        <w:t>）    是否降级：</w:t>
+      </w:r>
+      <w:r>
+        <w:t>{{adv.degraded_text}}</w:t>
+      </w:r>
+      <w:r>
+        <w:t xml:space="preserve">    覆盖危险部位数：</w:t>
+      </w:r>
+      <w:r>
+        <w:t>{{adv.n_hotspots}}</w:t>
+      </w:r>
+    </w:p>
+    <w:p>
+      <w:pPr>
+        <w:pStyle w:val="Heading3"/>
+      </w:pPr>
+      <w:r>
+        <w:t>6.1.1  校核结论解释（L1 辅助草稿）</w:t>
+      </w:r>
+    </w:p>
+    <w:p>
+      <w:r>
+        <w:t>{{adv.summary}}</w:t>
+      </w:r>
+    </w:p>
+    <w:p>
+      <w:pPr>
+        <w:pStyle w:val="Heading3"/>
+      </w:pPr>
+      <w:r>
+        <w:t>6.1.2  危险部位解释与铺层建议（L1 辅助草稿）</w:t>
+      </w:r>
+    </w:p>
+    <w:p>
+      <w:r>
+        <w:t>{{adv.why}}</w:t>
+      </w:r>
+    </w:p>
+    <w:p>
+      <w:r>
+        <w:t>{{adv_table}}</w:t>
+      </w:r>
+    </w:p>
+    <w:p>
+      <w:pPr>
+        <w:pStyle w:val="Heading3"/>
+      </w:pPr>
+      <w:r>
+        <w:t>6.1.3  铺层改进建议草案（L1 辅助草稿）</w:t>
+      </w:r>
+    </w:p>
+    <w:p>
+      <w:r>
+        <w:t>{{adv.suggest}}</w:t>
+      </w:r>
+    </w:p>
+    <w:p>
+      <w:r>
+        <w:rPr>
+          <w:b/>
+        </w:rPr>
+        <w:t>调用留痕（ADR-0002 可解释、可回退、留痕）：</w:t>
+      </w:r>
+      <w:r>
+        <w:t>{{adv.trace}}</w:t>
+      </w:r>
+    </w:p>
+    <w:p>
+      <w:pPr>
         <w:pStyle w:val="Heading1"/>
       </w:pPr>
       <w:r>
@@ -484,7 +587,7 @@
         <w:rPr>
           <w:sz w:val="14"/>
         </w:rPr>
-        <w:t>模板版本：v2</w:t>
+        <w:t>模板版本：v3</w:t>
       </w:r>
     </w:p>
     <w:sectPr>
